--- a/هشتم/نوبت اول/1403/هشتم دی 1403.docx
+++ b/هشتم/نوبت اول/1403/هشتم دی 1403.docx
@@ -1,6 +1,6 @@
 
 <file path=word/document.xml><?xml version="1.0" encoding="utf-8"?>
-<w:document xmlns:wpc="http://schemas.microsoft.com/office/word/2010/wordprocessingCanvas" xmlns:cx="http://schemas.microsoft.com/office/drawing/2014/chartex" xmlns:cx1="http://schemas.microsoft.com/office/drawing/2015/9/8/chartex" xmlns:mc="http://schemas.openxmlformats.org/markup-compatibility/2006" xmlns:o="urn:schemas-microsoft-com:office:office" xmlns:r="http://schemas.openxmlformats.org/officeDocument/2006/relationships" xmlns:m="http://schemas.openxmlformats.org/officeDocument/2006/math" xmlns:v="urn:schemas-microsoft-com:vml" xmlns:wp14="http://schemas.microsoft.com/office/word/2010/wordprocessingDrawing" xmlns:wp="http://schemas.openxmlformats.org/drawingml/2006/wordprocessingDrawing" xmlns:w10="urn:schemas-microsoft-com:office:word" xmlns:w="http://schemas.openxmlformats.org/wordprocessingml/2006/main" xmlns:w14="http://schemas.microsoft.com/office/word/2010/wordml" xmlns:w15="http://schemas.microsoft.com/office/word/2012/wordml" xmlns:w16se="http://schemas.microsoft.com/office/word/2015/wordml/symex" xmlns:wpg="http://schemas.microsoft.com/office/word/2010/wordprocessingGroup" xmlns:wpi="http://schemas.microsoft.com/office/word/2010/wordprocessingInk" xmlns:wne="http://schemas.microsoft.com/office/word/2006/wordml" xmlns:wps="http://schemas.microsoft.com/office/word/2010/wordprocessingShape" mc:Ignorable="w14 w15 w16se wp14">
+<w:document xmlns:wpc="http://schemas.microsoft.com/office/word/2010/wordprocessingCanvas" xmlns:cx="http://schemas.microsoft.com/office/drawing/2014/chartex" xmlns:cx1="http://schemas.microsoft.com/office/drawing/2015/9/8/chartex" xmlns:cx2="http://schemas.microsoft.com/office/drawing/2015/10/21/chartex" xmlns:cx3="http://schemas.microsoft.com/office/drawing/2016/5/9/chartex" xmlns:cx4="http://schemas.microsoft.com/office/drawing/2016/5/10/chartex" xmlns:cx5="http://schemas.microsoft.com/office/drawing/2016/5/11/chartex" xmlns:cx6="http://schemas.microsoft.com/office/drawing/2016/5/12/chartex" xmlns:cx7="http://schemas.microsoft.com/office/drawing/2016/5/13/chartex" xmlns:cx8="http://schemas.microsoft.com/office/drawing/2016/5/14/chartex" xmlns:mc="http://schemas.openxmlformats.org/markup-compatibility/2006" xmlns:aink="http://schemas.microsoft.com/office/drawing/2016/ink" xmlns:am3d="http://schemas.microsoft.com/office/drawing/2017/model3d" xmlns:o="urn:schemas-microsoft-com:office:office" xmlns:r="http://schemas.openxmlformats.org/officeDocument/2006/relationships" xmlns:m="http://schemas.openxmlformats.org/officeDocument/2006/math" xmlns:v="urn:schemas-microsoft-com:vml" xmlns:wp14="http://schemas.microsoft.com/office/word/2010/wordprocessingDrawing" xmlns:wp="http://schemas.openxmlformats.org/drawingml/2006/wordprocessingDrawing" xmlns:w10="urn:schemas-microsoft-com:office:word" xmlns:w="http://schemas.openxmlformats.org/wordprocessingml/2006/main" xmlns:w14="http://schemas.microsoft.com/office/word/2010/wordml" xmlns:w15="http://schemas.microsoft.com/office/word/2012/wordml" xmlns:w16cid="http://schemas.microsoft.com/office/word/2016/wordml/cid" xmlns:w16se="http://schemas.microsoft.com/office/word/2015/wordml/symex" xmlns:wpg="http://schemas.microsoft.com/office/word/2010/wordprocessingGroup" xmlns:wpi="http://schemas.microsoft.com/office/word/2010/wordprocessingInk" xmlns:wne="http://schemas.microsoft.com/office/word/2006/wordml" xmlns:wps="http://schemas.microsoft.com/office/word/2010/wordprocessingShape" mc:Ignorable="w14 w15 w16se w16cid wp14">
   <w:body>
     <w:p>
       <w:pPr>
@@ -691,7 +691,7 @@
                 <v:shape id="_x0000_i1025" type="#_x0000_t75" style="width:10.5pt;height:15pt" o:ole="">
                   <v:imagedata r:id="rId8" o:title=""/>
                 </v:shape>
-                <o:OLEObject Type="Embed" ProgID="Equation.DSMT4" ShapeID="_x0000_i1025" DrawAspect="Content" ObjectID="_1797672685" r:id="rId9"/>
+                <o:OLEObject Type="Embed" ProgID="Equation.DSMT4" ShapeID="_x0000_i1025" DrawAspect="Content" ObjectID="_1829331852" r:id="rId9"/>
               </w:object>
             </w:r>
             <w:r>
@@ -707,7 +707,7 @@
                 <v:shape id="_x0000_i1026" type="#_x0000_t75" style="width:27pt;height:34.5pt" o:ole="">
                   <v:imagedata r:id="rId10" o:title=""/>
                 </v:shape>
-                <o:OLEObject Type="Embed" ProgID="Equation.DSMT4" ShapeID="_x0000_i1026" DrawAspect="Content" ObjectID="_1797672686" r:id="rId11"/>
+                <o:OLEObject Type="Embed" ProgID="Equation.DSMT4" ShapeID="_x0000_i1026" DrawAspect="Content" ObjectID="_1829331853" r:id="rId11"/>
               </w:object>
             </w:r>
             <w:r>
@@ -744,7 +744,7 @@
                 <v:shape id="_x0000_i1027" type="#_x0000_t75" style="width:19.5pt;height:34.5pt" o:ole="">
                   <v:imagedata r:id="rId12" o:title=""/>
                 </v:shape>
-                <o:OLEObject Type="Embed" ProgID="Equation.DSMT4" ShapeID="_x0000_i1027" DrawAspect="Content" ObjectID="_1797672687" r:id="rId13"/>
+                <o:OLEObject Type="Embed" ProgID="Equation.DSMT4" ShapeID="_x0000_i1027" DrawAspect="Content" ObjectID="_1829331854" r:id="rId13"/>
               </w:object>
             </w:r>
             <w:r>
@@ -882,7 +882,7 @@
                 <v:shape id="_x0000_i1028" type="#_x0000_t75" style="width:30pt;height:19.5pt" o:ole="">
                   <v:imagedata r:id="rId14" o:title=""/>
                 </v:shape>
-                <o:OLEObject Type="Embed" ProgID="Equation.DSMT4" ShapeID="_x0000_i1028" DrawAspect="Content" ObjectID="_1797672688" r:id="rId15"/>
+                <o:OLEObject Type="Embed" ProgID="Equation.DSMT4" ShapeID="_x0000_i1028" DrawAspect="Content" ObjectID="_1829331855" r:id="rId15"/>
               </w:object>
             </w:r>
             <w:r>
@@ -919,7 +919,7 @@
                 <v:shape id="_x0000_i1029" type="#_x0000_t75" style="width:28.5pt;height:19.5pt" o:ole="">
                   <v:imagedata r:id="rId16" o:title=""/>
                 </v:shape>
-                <o:OLEObject Type="Embed" ProgID="Equation.DSMT4" ShapeID="_x0000_i1029" DrawAspect="Content" ObjectID="_1797672689" r:id="rId17"/>
+                <o:OLEObject Type="Embed" ProgID="Equation.DSMT4" ShapeID="_x0000_i1029" DrawAspect="Content" ObjectID="_1829331856" r:id="rId17"/>
               </w:object>
             </w:r>
             <w:r>
@@ -1206,7 +1206,7 @@
                 <v:shape id="_x0000_i1030" type="#_x0000_t75" style="width:18pt;height:13.5pt" o:ole="">
                   <v:imagedata r:id="rId18" o:title=""/>
                 </v:shape>
-                <o:OLEObject Type="Embed" ProgID="Equation.DSMT4" ShapeID="_x0000_i1030" DrawAspect="Content" ObjectID="_1797672690" r:id="rId19"/>
+                <o:OLEObject Type="Embed" ProgID="Equation.DSMT4" ShapeID="_x0000_i1030" DrawAspect="Content" ObjectID="_1829331857" r:id="rId19"/>
               </w:object>
             </w:r>
             <w:r>
@@ -1244,7 +1244,7 @@
                 <v:shape id="_x0000_i1031" type="#_x0000_t75" style="width:12pt;height:12pt" o:ole="">
                   <v:imagedata r:id="rId20" o:title=""/>
                 </v:shape>
-                <o:OLEObject Type="Embed" ProgID="Equation.DSMT4" ShapeID="_x0000_i1031" DrawAspect="Content" ObjectID="_1797672691" r:id="rId21"/>
+                <o:OLEObject Type="Embed" ProgID="Equation.DSMT4" ShapeID="_x0000_i1031" DrawAspect="Content" ObjectID="_1829331858" r:id="rId21"/>
               </w:object>
             </w:r>
             <w:r>
@@ -1468,7 +1468,7 @@
                       <v:shape id="_x0000_i1032" type="#_x0000_t75" style="width:27pt;height:34.5pt" o:ole="">
                         <v:imagedata r:id="rId22" o:title=""/>
                       </v:shape>
-                      <o:OLEObject Type="Embed" ProgID="Equation.DSMT4" ShapeID="_x0000_i1032" DrawAspect="Content" ObjectID="_1797672692" r:id="rId23"/>
+                      <o:OLEObject Type="Embed" ProgID="Equation.DSMT4" ShapeID="_x0000_i1032" DrawAspect="Content" ObjectID="_1829331859" r:id="rId23"/>
                     </w:object>
                   </w:r>
                 </w:p>
@@ -1521,7 +1521,7 @@
                       <v:shape id="_x0000_i1033" type="#_x0000_t75" style="width:22.5pt;height:34.5pt" o:ole="">
                         <v:imagedata r:id="rId24" o:title=""/>
                       </v:shape>
-                      <o:OLEObject Type="Embed" ProgID="Equation.DSMT4" ShapeID="_x0000_i1033" DrawAspect="Content" ObjectID="_1797672693" r:id="rId25"/>
+                      <o:OLEObject Type="Embed" ProgID="Equation.DSMT4" ShapeID="_x0000_i1033" DrawAspect="Content" ObjectID="_1829331860" r:id="rId25"/>
                     </w:object>
                   </w:r>
                 </w:p>
@@ -1574,7 +1574,7 @@
                       <v:shape id="_x0000_i1034" type="#_x0000_t75" style="width:28.5pt;height:34.5pt" o:ole="">
                         <v:imagedata r:id="rId26" o:title=""/>
                       </v:shape>
-                      <o:OLEObject Type="Embed" ProgID="Equation.DSMT4" ShapeID="_x0000_i1034" DrawAspect="Content" ObjectID="_1797672694" r:id="rId27"/>
+                      <o:OLEObject Type="Embed" ProgID="Equation.DSMT4" ShapeID="_x0000_i1034" DrawAspect="Content" ObjectID="_1829331861" r:id="rId27"/>
                     </w:object>
                   </w:r>
                 </w:p>
@@ -1627,7 +1627,7 @@
                       <v:shape id="_x0000_i1035" type="#_x0000_t75" style="width:27pt;height:34.5pt" o:ole="">
                         <v:imagedata r:id="rId28" o:title=""/>
                       </v:shape>
-                      <o:OLEObject Type="Embed" ProgID="Equation.DSMT4" ShapeID="_x0000_i1035" DrawAspect="Content" ObjectID="_1797672695" r:id="rId29"/>
+                      <o:OLEObject Type="Embed" ProgID="Equation.DSMT4" ShapeID="_x0000_i1035" DrawAspect="Content" ObjectID="_1829331862" r:id="rId29"/>
                     </w:object>
                   </w:r>
                 </w:p>
@@ -2200,7 +2200,7 @@
                 <v:shape id="_x0000_i1036" type="#_x0000_t75" style="width:52.5pt;height:21pt" o:ole="">
                   <v:imagedata r:id="rId30" o:title=""/>
                 </v:shape>
-                <o:OLEObject Type="Embed" ProgID="Equation.DSMT4" ShapeID="_x0000_i1036" DrawAspect="Content" ObjectID="_1797672696" r:id="rId31"/>
+                <o:OLEObject Type="Embed" ProgID="Equation.DSMT4" ShapeID="_x0000_i1036" DrawAspect="Content" ObjectID="_1829331863" r:id="rId31"/>
               </w:object>
             </w:r>
             <w:r>
@@ -2747,8 +2747,10 @@
                 <w:rtl/>
                 <w:lang w:bidi="fa-IR"/>
               </w:rPr>
-              <w:t>ندارد، چه نام دارد</w:t>
-            </w:r>
+              <w:t>ندارد، چه نام</w:t>
+            </w:r>
+            <w:bookmarkStart w:id="0" w:name="_GoBack"/>
+            <w:bookmarkEnd w:id="0"/>
             <w:r>
               <w:rPr>
                 <w:rFonts w:asciiTheme="minorHAnsi" w:eastAsiaTheme="minorHAnsi" w:hAnsiTheme="minorHAnsi" w:cs="B Nazanin" w:hint="cs"/>
@@ -2759,6 +2761,18 @@
                 <w:rtl/>
                 <w:lang w:bidi="fa-IR"/>
               </w:rPr>
+              <w:t xml:space="preserve"> دارد</w:t>
+            </w:r>
+            <w:r>
+              <w:rPr>
+                <w:rFonts w:asciiTheme="minorHAnsi" w:eastAsiaTheme="minorHAnsi" w:hAnsiTheme="minorHAnsi" w:cs="B Nazanin" w:hint="cs"/>
+                <w:b/>
+                <w:bCs/>
+                <w:sz w:val="26"/>
+                <w:szCs w:val="26"/>
+                <w:rtl/>
+                <w:lang w:bidi="fa-IR"/>
+              </w:rPr>
               <w:t>؟</w:t>
             </w:r>
           </w:p>
@@ -2827,11 +2841,9 @@
             <w:pPr>
               <w:bidi/>
               <w:rPr>
-                <w:rFonts w:asciiTheme="minorHAnsi" w:eastAsiaTheme="minorHAnsi" w:hAnsiTheme="minorHAnsi" w:cs="B Nazanin"/>
-                <w:b/>
-                <w:bCs/>
-                <w:sz w:val="26"/>
-                <w:szCs w:val="26"/>
+                <w:rFonts w:asciiTheme="minorHAnsi" w:eastAsiaTheme="minorHAnsi" w:hAnsiTheme="minorHAnsi" w:cs="B Nazanin" w:hint="cs"/>
+                <w:b/>
+                <w:bCs/>
                 <w:rtl/>
                 <w:lang w:bidi="fa-IR"/>
               </w:rPr>
@@ -2965,7 +2977,7 @@
                 <v:shape id="_x0000_i1037" type="#_x0000_t75" style="width:84pt;height:22.5pt" o:ole="">
                   <v:imagedata r:id="rId32" o:title=""/>
                 </v:shape>
-                <o:OLEObject Type="Embed" ProgID="Equation.DSMT4" ShapeID="_x0000_i1037" DrawAspect="Content" ObjectID="_1797672697" r:id="rId33"/>
+                <o:OLEObject Type="Embed" ProgID="Equation.DSMT4" ShapeID="_x0000_i1037" DrawAspect="Content" ObjectID="_1829331864" r:id="rId33"/>
               </w:object>
             </w:r>
             <w:r>
@@ -2982,7 +2994,7 @@
                 <v:shape id="_x0000_i1038" type="#_x0000_t75" style="width:10.5pt;height:15pt" o:ole="">
                   <v:imagedata r:id="rId8" o:title=""/>
                 </v:shape>
-                <o:OLEObject Type="Embed" ProgID="Equation.DSMT4" ShapeID="_x0000_i1038" DrawAspect="Content" ObjectID="_1797672698" r:id="rId34"/>
+                <o:OLEObject Type="Embed" ProgID="Equation.DSMT4" ShapeID="_x0000_i1038" DrawAspect="Content" ObjectID="_1829331865" r:id="rId34"/>
               </w:object>
             </w:r>
             <w:r>
@@ -3051,7 +3063,7 @@
                 <v:shape id="_x0000_i1039" type="#_x0000_t75" style="width:117pt;height:36pt" o:ole="">
                   <v:imagedata r:id="rId35" o:title=""/>
                 </v:shape>
-                <o:OLEObject Type="Embed" ProgID="Equation.DSMT4" ShapeID="_x0000_i1039" DrawAspect="Content" ObjectID="_1797672699" r:id="rId36"/>
+                <o:OLEObject Type="Embed" ProgID="Equation.DSMT4" ShapeID="_x0000_i1039" DrawAspect="Content" ObjectID="_1829331866" r:id="rId36"/>
               </w:object>
             </w:r>
             <w:r>
@@ -3121,7 +3133,7 @@
                 <v:shape id="_x0000_i1040" type="#_x0000_t75" style="width:163.5pt;height:13.5pt" o:ole="">
                   <v:imagedata r:id="rId37" o:title=""/>
                 </v:shape>
-                <o:OLEObject Type="Embed" ProgID="Equation.DSMT4" ShapeID="_x0000_i1040" DrawAspect="Content" ObjectID="_1797672700" r:id="rId38"/>
+                <o:OLEObject Type="Embed" ProgID="Equation.DSMT4" ShapeID="_x0000_i1040" DrawAspect="Content" ObjectID="_1829331867" r:id="rId38"/>
               </w:object>
             </w:r>
             <w:r>
@@ -3330,7 +3342,7 @@
                 <v:shape id="_x0000_i1041" type="#_x0000_t75" style="width:73.5pt;height:36pt" o:ole="">
                   <v:imagedata r:id="rId40" o:title=""/>
                 </v:shape>
-                <o:OLEObject Type="Embed" ProgID="Equation.DSMT4" ShapeID="_x0000_i1041" DrawAspect="Content" ObjectID="_1797672701" r:id="rId41"/>
+                <o:OLEObject Type="Embed" ProgID="Equation.DSMT4" ShapeID="_x0000_i1041" DrawAspect="Content" ObjectID="_1829331868" r:id="rId41"/>
               </w:object>
             </w:r>
           </w:p>
@@ -3408,7 +3420,7 @@
                 <v:shape id="_x0000_i1042" type="#_x0000_t75" style="width:12pt;height:12pt" o:ole="">
                   <v:imagedata r:id="rId42" o:title=""/>
                 </v:shape>
-                <o:OLEObject Type="Embed" ProgID="Equation.DSMT4" ShapeID="_x0000_i1042" DrawAspect="Content" ObjectID="_1797672702" r:id="rId43"/>
+                <o:OLEObject Type="Embed" ProgID="Equation.DSMT4" ShapeID="_x0000_i1042" DrawAspect="Content" ObjectID="_1829331869" r:id="rId43"/>
               </w:object>
             </w:r>
             <w:r>
@@ -3471,7 +3483,7 @@
                 <v:shape id="_x0000_i1043" type="#_x0000_t75" style="width:49.5pt;height:36pt" o:ole="">
                   <v:imagedata r:id="rId44" o:title=""/>
                 </v:shape>
-                <o:OLEObject Type="Embed" ProgID="Equation.DSMT4" ShapeID="_x0000_i1043" DrawAspect="Content" ObjectID="_1797672703" r:id="rId45"/>
+                <o:OLEObject Type="Embed" ProgID="Equation.DSMT4" ShapeID="_x0000_i1043" DrawAspect="Content" ObjectID="_1829331870" r:id="rId45"/>
               </w:object>
             </w:r>
           </w:p>
@@ -3626,7 +3638,7 @@
                 <v:shape id="_x0000_i1044" type="#_x0000_t75" style="width:79.5pt;height:37.5pt" o:ole="">
                   <v:imagedata r:id="rId46" o:title=""/>
                 </v:shape>
-                <o:OLEObject Type="Embed" ProgID="Equation.DSMT4" ShapeID="_x0000_i1044" DrawAspect="Content" ObjectID="_1797672704" r:id="rId47"/>
+                <o:OLEObject Type="Embed" ProgID="Equation.DSMT4" ShapeID="_x0000_i1044" DrawAspect="Content" ObjectID="_1829331871" r:id="rId47"/>
               </w:object>
             </w:r>
           </w:p>
@@ -5440,7 +5452,7 @@
                 <v:shape id="_x0000_i1045" type="#_x0000_t75" style="width:105pt;height:18pt" o:ole="">
                   <v:imagedata r:id="rId52" o:title=""/>
                 </v:shape>
-                <o:OLEObject Type="Embed" ProgID="Equation.DSMT4" ShapeID="_x0000_i1045" DrawAspect="Content" ObjectID="_1797672705" r:id="rId53"/>
+                <o:OLEObject Type="Embed" ProgID="Equation.DSMT4" ShapeID="_x0000_i1045" DrawAspect="Content" ObjectID="_1829331872" r:id="rId53"/>
               </w:object>
             </w:r>
             <w:r>
@@ -5514,7 +5526,7 @@
                 <v:shape id="_x0000_i1046" type="#_x0000_t75" style="width:106.5pt;height:18pt" o:ole="">
                   <v:imagedata r:id="rId54" o:title=""/>
                 </v:shape>
-                <o:OLEObject Type="Embed" ProgID="Equation.DSMT4" ShapeID="_x0000_i1046" DrawAspect="Content" ObjectID="_1797672706" r:id="rId55"/>
+                <o:OLEObject Type="Embed" ProgID="Equation.DSMT4" ShapeID="_x0000_i1046" DrawAspect="Content" ObjectID="_1829331873" r:id="rId55"/>
               </w:object>
             </w:r>
             <w:r>
@@ -5667,7 +5679,7 @@
                 <v:shape id="_x0000_i1047" type="#_x0000_t75" style="width:103.5pt;height:24pt" o:ole="">
                   <v:imagedata r:id="rId56" o:title=""/>
                 </v:shape>
-                <o:OLEObject Type="Embed" ProgID="Equation.DSMT4" ShapeID="_x0000_i1047" DrawAspect="Content" ObjectID="_1797672707" r:id="rId57"/>
+                <o:OLEObject Type="Embed" ProgID="Equation.DSMT4" ShapeID="_x0000_i1047" DrawAspect="Content" ObjectID="_1829331874" r:id="rId57"/>
               </w:object>
             </w:r>
           </w:p>
@@ -5715,8 +5727,6 @@
               </w:rPr>
               <w:t xml:space="preserve"> ساده کنید.</w:t>
             </w:r>
-            <w:bookmarkStart w:id="0" w:name="_GoBack"/>
-            <w:bookmarkEnd w:id="0"/>
           </w:p>
           <w:p>
             <w:pPr>
@@ -5742,7 +5752,7 @@
                 <v:shape id="_x0000_i1048" type="#_x0000_t75" style="width:64.5pt;height:41.25pt" o:ole="">
                   <v:imagedata r:id="rId58" o:title=""/>
                 </v:shape>
-                <o:OLEObject Type="Embed" ProgID="Equation.DSMT4" ShapeID="_x0000_i1048" DrawAspect="Content" ObjectID="_1797672708" r:id="rId59"/>
+                <o:OLEObject Type="Embed" ProgID="Equation.DSMT4" ShapeID="_x0000_i1048" DrawAspect="Content" ObjectID="_1829331875" r:id="rId59"/>
               </w:object>
             </w:r>
           </w:p>
@@ -6127,7 +6137,7 @@
 </file>
 
 <file path=word/endnotes.xml><?xml version="1.0" encoding="utf-8"?>
-<w:endnotes xmlns:wpc="http://schemas.microsoft.com/office/word/2010/wordprocessingCanvas" xmlns:cx="http://schemas.microsoft.com/office/drawing/2014/chartex" xmlns:cx1="http://schemas.microsoft.com/office/drawing/2015/9/8/chartex" xmlns:mc="http://schemas.openxmlformats.org/markup-compatibility/2006" xmlns:o="urn:schemas-microsoft-com:office:office" xmlns:r="http://schemas.openxmlformats.org/officeDocument/2006/relationships" xmlns:m="http://schemas.openxmlformats.org/officeDocument/2006/math" xmlns:v="urn:schemas-microsoft-com:vml" xmlns:wp14="http://schemas.microsoft.com/office/word/2010/wordprocessingDrawing" xmlns:wp="http://schemas.openxmlformats.org/drawingml/2006/wordprocessingDrawing" xmlns:w10="urn:schemas-microsoft-com:office:word" xmlns:w="http://schemas.openxmlformats.org/wordprocessingml/2006/main" xmlns:w14="http://schemas.microsoft.com/office/word/2010/wordml" xmlns:w15="http://schemas.microsoft.com/office/word/2012/wordml" xmlns:w16se="http://schemas.microsoft.com/office/word/2015/wordml/symex" xmlns:wpg="http://schemas.microsoft.com/office/word/2010/wordprocessingGroup" xmlns:wpi="http://schemas.microsoft.com/office/word/2010/wordprocessingInk" xmlns:wne="http://schemas.microsoft.com/office/word/2006/wordml" xmlns:wps="http://schemas.microsoft.com/office/word/2010/wordprocessingShape" mc:Ignorable="w14 w15 w16se wp14">
+<w:endnotes xmlns:wpc="http://schemas.microsoft.com/office/word/2010/wordprocessingCanvas" xmlns:cx="http://schemas.microsoft.com/office/drawing/2014/chartex" xmlns:cx1="http://schemas.microsoft.com/office/drawing/2015/9/8/chartex" xmlns:cx2="http://schemas.microsoft.com/office/drawing/2015/10/21/chartex" xmlns:cx3="http://schemas.microsoft.com/office/drawing/2016/5/9/chartex" xmlns:cx4="http://schemas.microsoft.com/office/drawing/2016/5/10/chartex" xmlns:cx5="http://schemas.microsoft.com/office/drawing/2016/5/11/chartex" xmlns:cx6="http://schemas.microsoft.com/office/drawing/2016/5/12/chartex" xmlns:cx7="http://schemas.microsoft.com/office/drawing/2016/5/13/chartex" xmlns:cx8="http://schemas.microsoft.com/office/drawing/2016/5/14/chartex" xmlns:mc="http://schemas.openxmlformats.org/markup-compatibility/2006" xmlns:aink="http://schemas.microsoft.com/office/drawing/2016/ink" xmlns:am3d="http://schemas.microsoft.com/office/drawing/2017/model3d" xmlns:o="urn:schemas-microsoft-com:office:office" xmlns:r="http://schemas.openxmlformats.org/officeDocument/2006/relationships" xmlns:m="http://schemas.openxmlformats.org/officeDocument/2006/math" xmlns:v="urn:schemas-microsoft-com:vml" xmlns:wp14="http://schemas.microsoft.com/office/word/2010/wordprocessingDrawing" xmlns:wp="http://schemas.openxmlformats.org/drawingml/2006/wordprocessingDrawing" xmlns:w10="urn:schemas-microsoft-com:office:word" xmlns:w="http://schemas.openxmlformats.org/wordprocessingml/2006/main" xmlns:w14="http://schemas.microsoft.com/office/word/2010/wordml" xmlns:w15="http://schemas.microsoft.com/office/word/2012/wordml" xmlns:w16cid="http://schemas.microsoft.com/office/word/2016/wordml/cid" xmlns:w16se="http://schemas.microsoft.com/office/word/2015/wordml/symex" xmlns:wpg="http://schemas.microsoft.com/office/word/2010/wordprocessingGroup" xmlns:wpi="http://schemas.microsoft.com/office/word/2010/wordprocessingInk" xmlns:wne="http://schemas.microsoft.com/office/word/2006/wordml" xmlns:wps="http://schemas.microsoft.com/office/word/2010/wordprocessingShape" mc:Ignorable="w14 w15 w16se w16cid wp14">
   <w:endnote w:type="separator" w:id="-1">
     <w:p>
       <w:r>
@@ -6146,7 +6156,7 @@
 </file>
 
 <file path=word/footer1.xml><?xml version="1.0" encoding="utf-8"?>
-<w:ftr xmlns:wpc="http://schemas.microsoft.com/office/word/2010/wordprocessingCanvas" xmlns:cx="http://schemas.microsoft.com/office/drawing/2014/chartex" xmlns:cx1="http://schemas.microsoft.com/office/drawing/2015/9/8/chartex" xmlns:mc="http://schemas.openxmlformats.org/markup-compatibility/2006" xmlns:o="urn:schemas-microsoft-com:office:office" xmlns:r="http://schemas.openxmlformats.org/officeDocument/2006/relationships" xmlns:m="http://schemas.openxmlformats.org/officeDocument/2006/math" xmlns:v="urn:schemas-microsoft-com:vml" xmlns:wp14="http://schemas.microsoft.com/office/word/2010/wordprocessingDrawing" xmlns:wp="http://schemas.openxmlformats.org/drawingml/2006/wordprocessingDrawing" xmlns:w10="urn:schemas-microsoft-com:office:word" xmlns:w="http://schemas.openxmlformats.org/wordprocessingml/2006/main" xmlns:w14="http://schemas.microsoft.com/office/word/2010/wordml" xmlns:w15="http://schemas.microsoft.com/office/word/2012/wordml" xmlns:w16se="http://schemas.microsoft.com/office/word/2015/wordml/symex" xmlns:wpg="http://schemas.microsoft.com/office/word/2010/wordprocessingGroup" xmlns:wpi="http://schemas.microsoft.com/office/word/2010/wordprocessingInk" xmlns:wne="http://schemas.microsoft.com/office/word/2006/wordml" xmlns:wps="http://schemas.microsoft.com/office/word/2010/wordprocessingShape" mc:Ignorable="w14 w15 w16se wp14">
+<w:ftr xmlns:wpc="http://schemas.microsoft.com/office/word/2010/wordprocessingCanvas" xmlns:cx="http://schemas.microsoft.com/office/drawing/2014/chartex" xmlns:cx1="http://schemas.microsoft.com/office/drawing/2015/9/8/chartex" xmlns:cx2="http://schemas.microsoft.com/office/drawing/2015/10/21/chartex" xmlns:cx3="http://schemas.microsoft.com/office/drawing/2016/5/9/chartex" xmlns:cx4="http://schemas.microsoft.com/office/drawing/2016/5/10/chartex" xmlns:cx5="http://schemas.microsoft.com/office/drawing/2016/5/11/chartex" xmlns:cx6="http://schemas.microsoft.com/office/drawing/2016/5/12/chartex" xmlns:cx7="http://schemas.microsoft.com/office/drawing/2016/5/13/chartex" xmlns:cx8="http://schemas.microsoft.com/office/drawing/2016/5/14/chartex" xmlns:mc="http://schemas.openxmlformats.org/markup-compatibility/2006" xmlns:aink="http://schemas.microsoft.com/office/drawing/2016/ink" xmlns:am3d="http://schemas.microsoft.com/office/drawing/2017/model3d" xmlns:o="urn:schemas-microsoft-com:office:office" xmlns:r="http://schemas.openxmlformats.org/officeDocument/2006/relationships" xmlns:m="http://schemas.openxmlformats.org/officeDocument/2006/math" xmlns:v="urn:schemas-microsoft-com:vml" xmlns:wp14="http://schemas.microsoft.com/office/word/2010/wordprocessingDrawing" xmlns:wp="http://schemas.openxmlformats.org/drawingml/2006/wordprocessingDrawing" xmlns:w10="urn:schemas-microsoft-com:office:word" xmlns:w="http://schemas.openxmlformats.org/wordprocessingml/2006/main" xmlns:w14="http://schemas.microsoft.com/office/word/2010/wordml" xmlns:w15="http://schemas.microsoft.com/office/word/2012/wordml" xmlns:w16cid="http://schemas.microsoft.com/office/word/2016/wordml/cid" xmlns:w16se="http://schemas.microsoft.com/office/word/2015/wordml/symex" xmlns:wpg="http://schemas.microsoft.com/office/word/2010/wordprocessingGroup" xmlns:wpi="http://schemas.microsoft.com/office/word/2010/wordprocessingInk" xmlns:wne="http://schemas.microsoft.com/office/word/2006/wordml" xmlns:wps="http://schemas.microsoft.com/office/word/2010/wordprocessingShape" mc:Ignorable="w14 w15 w16se w16cid wp14">
   <w:p>
     <w:pPr>
       <w:pStyle w:val="Footer"/>
@@ -6204,50 +6214,11 @@
         </w:r>
         <w:r>
           <w:rPr>
+            <w:rFonts w:hint="cs"/>
             <w:noProof/>
             <w:rtl/>
           </w:rPr>
-          <w:fldChar w:fldCharType="begin"/>
-        </w:r>
-        <w:r>
-          <w:rPr>
-            <w:noProof/>
-            <w:rtl/>
-          </w:rPr>
-          <w:instrText xml:space="preserve"> </w:instrText>
-        </w:r>
-        <w:r>
-          <w:rPr>
-            <w:noProof/>
-          </w:rPr>
-          <w:instrText>NUMPAGES   \* MERGEFORMAT</w:instrText>
-        </w:r>
-        <w:r>
-          <w:rPr>
-            <w:noProof/>
-            <w:rtl/>
-          </w:rPr>
-          <w:instrText xml:space="preserve"> </w:instrText>
-        </w:r>
-        <w:r>
-          <w:rPr>
-            <w:noProof/>
-            <w:rtl/>
-          </w:rPr>
-          <w:fldChar w:fldCharType="separate"/>
-        </w:r>
-        <w:r>
-          <w:rPr>
-            <w:noProof/>
-          </w:rPr>
-          <w:t>4</w:t>
-        </w:r>
-        <w:r>
-          <w:rPr>
-            <w:noProof/>
-            <w:rtl/>
-          </w:rPr>
-          <w:fldChar w:fldCharType="end"/>
+          <w:t>3</w:t>
         </w:r>
       </w:sdtContent>
     </w:sdt>
@@ -6261,7 +6232,7 @@
 </file>
 
 <file path=word/footnotes.xml><?xml version="1.0" encoding="utf-8"?>
-<w:footnotes xmlns:wpc="http://schemas.microsoft.com/office/word/2010/wordprocessingCanvas" xmlns:cx="http://schemas.microsoft.com/office/drawing/2014/chartex" xmlns:cx1="http://schemas.microsoft.com/office/drawing/2015/9/8/chartex" xmlns:mc="http://schemas.openxmlformats.org/markup-compatibility/2006" xmlns:o="urn:schemas-microsoft-com:office:office" xmlns:r="http://schemas.openxmlformats.org/officeDocument/2006/relationships" xmlns:m="http://schemas.openxmlformats.org/officeDocument/2006/math" xmlns:v="urn:schemas-microsoft-com:vml" xmlns:wp14="http://schemas.microsoft.com/office/word/2010/wordprocessingDrawing" xmlns:wp="http://schemas.openxmlformats.org/drawingml/2006/wordprocessingDrawing" xmlns:w10="urn:schemas-microsoft-com:office:word" xmlns:w="http://schemas.openxmlformats.org/wordprocessingml/2006/main" xmlns:w14="http://schemas.microsoft.com/office/word/2010/wordml" xmlns:w15="http://schemas.microsoft.com/office/word/2012/wordml" xmlns:w16se="http://schemas.microsoft.com/office/word/2015/wordml/symex" xmlns:wpg="http://schemas.microsoft.com/office/word/2010/wordprocessingGroup" xmlns:wpi="http://schemas.microsoft.com/office/word/2010/wordprocessingInk" xmlns:wne="http://schemas.microsoft.com/office/word/2006/wordml" xmlns:wps="http://schemas.microsoft.com/office/word/2010/wordprocessingShape" mc:Ignorable="w14 w15 w16se wp14">
+<w:footnotes xmlns:wpc="http://schemas.microsoft.com/office/word/2010/wordprocessingCanvas" xmlns:cx="http://schemas.microsoft.com/office/drawing/2014/chartex" xmlns:cx1="http://schemas.microsoft.com/office/drawing/2015/9/8/chartex" xmlns:cx2="http://schemas.microsoft.com/office/drawing/2015/10/21/chartex" xmlns:cx3="http://schemas.microsoft.com/office/drawing/2016/5/9/chartex" xmlns:cx4="http://schemas.microsoft.com/office/drawing/2016/5/10/chartex" xmlns:cx5="http://schemas.microsoft.com/office/drawing/2016/5/11/chartex" xmlns:cx6="http://schemas.microsoft.com/office/drawing/2016/5/12/chartex" xmlns:cx7="http://schemas.microsoft.com/office/drawing/2016/5/13/chartex" xmlns:cx8="http://schemas.microsoft.com/office/drawing/2016/5/14/chartex" xmlns:mc="http://schemas.openxmlformats.org/markup-compatibility/2006" xmlns:aink="http://schemas.microsoft.com/office/drawing/2016/ink" xmlns:am3d="http://schemas.microsoft.com/office/drawing/2017/model3d" xmlns:o="urn:schemas-microsoft-com:office:office" xmlns:r="http://schemas.openxmlformats.org/officeDocument/2006/relationships" xmlns:m="http://schemas.openxmlformats.org/officeDocument/2006/math" xmlns:v="urn:schemas-microsoft-com:vml" xmlns:wp14="http://schemas.microsoft.com/office/word/2010/wordprocessingDrawing" xmlns:wp="http://schemas.openxmlformats.org/drawingml/2006/wordprocessingDrawing" xmlns:w10="urn:schemas-microsoft-com:office:word" xmlns:w="http://schemas.openxmlformats.org/wordprocessingml/2006/main" xmlns:w14="http://schemas.microsoft.com/office/word/2010/wordml" xmlns:w15="http://schemas.microsoft.com/office/word/2012/wordml" xmlns:w16cid="http://schemas.microsoft.com/office/word/2016/wordml/cid" xmlns:w16se="http://schemas.microsoft.com/office/word/2015/wordml/symex" xmlns:wpg="http://schemas.microsoft.com/office/word/2010/wordprocessingGroup" xmlns:wpi="http://schemas.microsoft.com/office/word/2010/wordprocessingInk" xmlns:wne="http://schemas.microsoft.com/office/word/2006/wordml" xmlns:wps="http://schemas.microsoft.com/office/word/2010/wordprocessingShape" mc:Ignorable="w14 w15 w16se w16cid wp14">
   <w:footnote w:type="separator" w:id="-1">
     <w:p>
       <w:r>
@@ -6280,7 +6251,7 @@
 </file>
 
 <file path=word/header1.xml><?xml version="1.0" encoding="utf-8"?>
-<w:hdr xmlns:wpc="http://schemas.microsoft.com/office/word/2010/wordprocessingCanvas" xmlns:cx="http://schemas.microsoft.com/office/drawing/2014/chartex" xmlns:cx1="http://schemas.microsoft.com/office/drawing/2015/9/8/chartex" xmlns:mc="http://schemas.openxmlformats.org/markup-compatibility/2006" xmlns:o="urn:schemas-microsoft-com:office:office" xmlns:r="http://schemas.openxmlformats.org/officeDocument/2006/relationships" xmlns:m="http://schemas.openxmlformats.org/officeDocument/2006/math" xmlns:v="urn:schemas-microsoft-com:vml" xmlns:wp14="http://schemas.microsoft.com/office/word/2010/wordprocessingDrawing" xmlns:wp="http://schemas.openxmlformats.org/drawingml/2006/wordprocessingDrawing" xmlns:w10="urn:schemas-microsoft-com:office:word" xmlns:w="http://schemas.openxmlformats.org/wordprocessingml/2006/main" xmlns:w14="http://schemas.microsoft.com/office/word/2010/wordml" xmlns:w15="http://schemas.microsoft.com/office/word/2012/wordml" xmlns:w16se="http://schemas.microsoft.com/office/word/2015/wordml/symex" xmlns:wpg="http://schemas.microsoft.com/office/word/2010/wordprocessingGroup" xmlns:wpi="http://schemas.microsoft.com/office/word/2010/wordprocessingInk" xmlns:wne="http://schemas.microsoft.com/office/word/2006/wordml" xmlns:wps="http://schemas.microsoft.com/office/word/2010/wordprocessingShape" mc:Ignorable="w14 w15 w16se wp14">
+<w:hdr xmlns:wpc="http://schemas.microsoft.com/office/word/2010/wordprocessingCanvas" xmlns:cx="http://schemas.microsoft.com/office/drawing/2014/chartex" xmlns:cx1="http://schemas.microsoft.com/office/drawing/2015/9/8/chartex" xmlns:cx2="http://schemas.microsoft.com/office/drawing/2015/10/21/chartex" xmlns:cx3="http://schemas.microsoft.com/office/drawing/2016/5/9/chartex" xmlns:cx4="http://schemas.microsoft.com/office/drawing/2016/5/10/chartex" xmlns:cx5="http://schemas.microsoft.com/office/drawing/2016/5/11/chartex" xmlns:cx6="http://schemas.microsoft.com/office/drawing/2016/5/12/chartex" xmlns:cx7="http://schemas.microsoft.com/office/drawing/2016/5/13/chartex" xmlns:cx8="http://schemas.microsoft.com/office/drawing/2016/5/14/chartex" xmlns:mc="http://schemas.openxmlformats.org/markup-compatibility/2006" xmlns:aink="http://schemas.microsoft.com/office/drawing/2016/ink" xmlns:am3d="http://schemas.microsoft.com/office/drawing/2017/model3d" xmlns:o="urn:schemas-microsoft-com:office:office" xmlns:r="http://schemas.openxmlformats.org/officeDocument/2006/relationships" xmlns:m="http://schemas.openxmlformats.org/officeDocument/2006/math" xmlns:v="urn:schemas-microsoft-com:vml" xmlns:wp14="http://schemas.microsoft.com/office/word/2010/wordprocessingDrawing" xmlns:wp="http://schemas.openxmlformats.org/drawingml/2006/wordprocessingDrawing" xmlns:w10="urn:schemas-microsoft-com:office:word" xmlns:w="http://schemas.openxmlformats.org/wordprocessingml/2006/main" xmlns:w14="http://schemas.microsoft.com/office/word/2010/wordml" xmlns:w15="http://schemas.microsoft.com/office/word/2012/wordml" xmlns:w16cid="http://schemas.microsoft.com/office/word/2016/wordml/cid" xmlns:w16se="http://schemas.microsoft.com/office/word/2015/wordml/symex" xmlns:wpg="http://schemas.microsoft.com/office/word/2010/wordprocessingGroup" xmlns:wpi="http://schemas.microsoft.com/office/word/2010/wordprocessingInk" xmlns:wne="http://schemas.microsoft.com/office/word/2006/wordml" xmlns:wps="http://schemas.microsoft.com/office/word/2010/wordprocessingShape" mc:Ignorable="w14 w15 w16se w16cid wp14">
   <w:p>
     <w:pPr>
       <w:pStyle w:val="Header"/>
@@ -6298,7 +6269,7 @@
 </file>
 
 <file path=word/header2.xml><?xml version="1.0" encoding="utf-8"?>
-<w:hdr xmlns:wpc="http://schemas.microsoft.com/office/word/2010/wordprocessingCanvas" xmlns:cx="http://schemas.microsoft.com/office/drawing/2014/chartex" xmlns:cx1="http://schemas.microsoft.com/office/drawing/2015/9/8/chartex" xmlns:mc="http://schemas.openxmlformats.org/markup-compatibility/2006" xmlns:o="urn:schemas-microsoft-com:office:office" xmlns:r="http://schemas.openxmlformats.org/officeDocument/2006/relationships" xmlns:m="http://schemas.openxmlformats.org/officeDocument/2006/math" xmlns:v="urn:schemas-microsoft-com:vml" xmlns:wp14="http://schemas.microsoft.com/office/word/2010/wordprocessingDrawing" xmlns:wp="http://schemas.openxmlformats.org/drawingml/2006/wordprocessingDrawing" xmlns:w10="urn:schemas-microsoft-com:office:word" xmlns:w="http://schemas.openxmlformats.org/wordprocessingml/2006/main" xmlns:w14="http://schemas.microsoft.com/office/word/2010/wordml" xmlns:w15="http://schemas.microsoft.com/office/word/2012/wordml" xmlns:w16se="http://schemas.microsoft.com/office/word/2015/wordml/symex" xmlns:wpg="http://schemas.microsoft.com/office/word/2010/wordprocessingGroup" xmlns:wpi="http://schemas.microsoft.com/office/word/2010/wordprocessingInk" xmlns:wne="http://schemas.microsoft.com/office/word/2006/wordml" xmlns:wps="http://schemas.microsoft.com/office/word/2010/wordprocessingShape" mc:Ignorable="w14 w15 w16se wp14">
+<w:hdr xmlns:wpc="http://schemas.microsoft.com/office/word/2010/wordprocessingCanvas" xmlns:cx="http://schemas.microsoft.com/office/drawing/2014/chartex" xmlns:cx1="http://schemas.microsoft.com/office/drawing/2015/9/8/chartex" xmlns:cx2="http://schemas.microsoft.com/office/drawing/2015/10/21/chartex" xmlns:cx3="http://schemas.microsoft.com/office/drawing/2016/5/9/chartex" xmlns:cx4="http://schemas.microsoft.com/office/drawing/2016/5/10/chartex" xmlns:cx5="http://schemas.microsoft.com/office/drawing/2016/5/11/chartex" xmlns:cx6="http://schemas.microsoft.com/office/drawing/2016/5/12/chartex" xmlns:cx7="http://schemas.microsoft.com/office/drawing/2016/5/13/chartex" xmlns:cx8="http://schemas.microsoft.com/office/drawing/2016/5/14/chartex" xmlns:mc="http://schemas.openxmlformats.org/markup-compatibility/2006" xmlns:aink="http://schemas.microsoft.com/office/drawing/2016/ink" xmlns:am3d="http://schemas.microsoft.com/office/drawing/2017/model3d" xmlns:o="urn:schemas-microsoft-com:office:office" xmlns:r="http://schemas.openxmlformats.org/officeDocument/2006/relationships" xmlns:m="http://schemas.openxmlformats.org/officeDocument/2006/math" xmlns:v="urn:schemas-microsoft-com:vml" xmlns:wp14="http://schemas.microsoft.com/office/word/2010/wordprocessingDrawing" xmlns:wp="http://schemas.openxmlformats.org/drawingml/2006/wordprocessingDrawing" xmlns:w10="urn:schemas-microsoft-com:office:word" xmlns:w="http://schemas.openxmlformats.org/wordprocessingml/2006/main" xmlns:w14="http://schemas.microsoft.com/office/word/2010/wordml" xmlns:w15="http://schemas.microsoft.com/office/word/2012/wordml" xmlns:w16cid="http://schemas.microsoft.com/office/word/2016/wordml/cid" xmlns:w16se="http://schemas.microsoft.com/office/word/2015/wordml/symex" xmlns:wpg="http://schemas.microsoft.com/office/word/2010/wordprocessingGroup" xmlns:wpi="http://schemas.microsoft.com/office/word/2010/wordprocessingInk" xmlns:wne="http://schemas.microsoft.com/office/word/2006/wordml" xmlns:wps="http://schemas.microsoft.com/office/word/2010/wordprocessingShape" mc:Ignorable="w14 w15 w16se w16cid wp14">
   <w:tbl>
     <w:tblPr>
       <w:tblStyle w:val="TableGrid"/>
@@ -6633,7 +6604,7 @@
                   </wp:anchor>
                 </w:drawing>
               </mc:Choice>
-              <mc:Fallback xmlns:cx2="http://schemas.microsoft.com/office/drawing/2015/10/21/chartex" xmlns:cx3="http://schemas.microsoft.com/office/drawing/2016/5/9/chartex" xmlns:cx4="http://schemas.microsoft.com/office/drawing/2016/5/10/chartex" xmlns:cx5="http://schemas.microsoft.com/office/drawing/2016/5/11/chartex" xmlns:cx6="http://schemas.microsoft.com/office/drawing/2016/5/12/chartex" xmlns:cx7="http://schemas.microsoft.com/office/drawing/2016/5/13/chartex" xmlns:cx8="http://schemas.microsoft.com/office/drawing/2016/5/14/chartex" xmlns:aink="http://schemas.microsoft.com/office/drawing/2016/ink" xmlns:am3d="http://schemas.microsoft.com/office/drawing/2017/model3d" xmlns:w16cex="http://schemas.microsoft.com/office/word/2018/wordml/cex" xmlns:w16cid="http://schemas.microsoft.com/office/word/2016/wordml/cid" xmlns:w16="http://schemas.microsoft.com/office/word/2018/wordml">
+              <mc:Fallback>
                 <w:pict>
                   <v:shapetype w14:anchorId="6B5A192D" id="_x0000_t202" coordsize="21600,21600" o:spt="202" path="m,l,21600r21600,l21600,xe">
                     <v:stroke joinstyle="miter"/>
@@ -6688,17 +6659,7 @@
                               <w:sz w:val="28"/>
                               <w:rtl/>
                             </w:rPr>
-                            <w:t xml:space="preserve">اداره </w:t>
-                          </w:r>
-                          <w:r>
-                            <w:rPr>
-                              <w:rFonts w:cs="B Nazanin" w:hint="cs"/>
-                              <w:b/>
-                              <w:bCs/>
-                              <w:sz w:val="28"/>
-                              <w:rtl/>
-                            </w:rPr>
-                            <w:t>کل آموزش و پرورش استان يزد</w:t>
+                            <w:t>اداره کل آموزش و پرورش استان يزد</w:t>
                           </w:r>
                         </w:p>
                         <w:p>
@@ -7265,11 +7226,7 @@
               </mc:Choice>
               <mc:Fallback>
                 <w:pict>
-                  <v:shapetype w14:anchorId="2AE368C5" id="_x0000_t202" coordsize="21600,21600" o:spt="202" path="m,l,21600r21600,l21600,xe">
-                    <v:stroke joinstyle="miter"/>
-                    <v:path gradientshapeok="t" o:connecttype="rect"/>
-                  </v:shapetype>
-                  <v:shape id="Text Box 8" o:spid="_x0000_s1027" type="#_x0000_t202" style="position:absolute;margin-left:-1.25pt;margin-top:.25pt;width:134.25pt;height:103.5pt;z-index:251665408;visibility:visible;mso-wrap-style:square;mso-width-percent:0;mso-height-percent:0;mso-wrap-distance-left:9pt;mso-wrap-distance-top:0;mso-wrap-distance-right:9pt;mso-wrap-distance-bottom:0;mso-position-horizontal:absolute;mso-position-horizontal-relative:text;mso-position-vertical:absolute;mso-position-vertical-relative:text;mso-width-percent:0;mso-height-percent:0;mso-width-relative:page;mso-height-relative:page;v-text-anchor:top" o:gfxdata="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" strokecolor="white">
+                  <v:shape w14:anchorId="2AE368C5" id="Text Box 8" o:spid="_x0000_s1027" type="#_x0000_t202" style="position:absolute;margin-left:-1.25pt;margin-top:.25pt;width:134.25pt;height:103.5pt;z-index:251665408;visibility:visible;mso-wrap-style:square;mso-width-percent:0;mso-height-percent:0;mso-wrap-distance-left:9pt;mso-wrap-distance-top:0;mso-wrap-distance-right:9pt;mso-wrap-distance-bottom:0;mso-position-horizontal:absolute;mso-position-horizontal-relative:text;mso-position-vertical:absolute;mso-position-vertical-relative:text;mso-width-percent:0;mso-height-percent:0;mso-width-relative:page;mso-height-relative:page;v-text-anchor:top" o:gfxdata="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" strokecolor="white">
                     <v:textbox>
                       <w:txbxContent>
                         <w:p>
@@ -8113,7 +8070,7 @@
                       <w:bidi/>
                       <w:spacing w:line="264" w:lineRule="auto"/>
                       <w:rPr>
-                        <w:rFonts w:cs="B Nazanin" w:hint="cs"/>
+                        <w:rFonts w:cs="B Nazanin"/>
                         <w:b/>
                         <w:bCs/>
                         <w:sz w:val="26"/>
@@ -8204,7 +8161,7 @@
 </file>
 
 <file path=word/numbering.xml><?xml version="1.0" encoding="utf-8"?>
-<w:numbering xmlns:wpc="http://schemas.microsoft.com/office/word/2010/wordprocessingCanvas" xmlns:cx="http://schemas.microsoft.com/office/drawing/2014/chartex" xmlns:cx1="http://schemas.microsoft.com/office/drawing/2015/9/8/chartex" xmlns:mc="http://schemas.openxmlformats.org/markup-compatibility/2006" xmlns:o="urn:schemas-microsoft-com:office:office" xmlns:r="http://schemas.openxmlformats.org/officeDocument/2006/relationships" xmlns:m="http://schemas.openxmlformats.org/officeDocument/2006/math" xmlns:v="urn:schemas-microsoft-com:vml" xmlns:wp14="http://schemas.microsoft.com/office/word/2010/wordprocessingDrawing" xmlns:wp="http://schemas.openxmlformats.org/drawingml/2006/wordprocessingDrawing" xmlns:w10="urn:schemas-microsoft-com:office:word" xmlns:w="http://schemas.openxmlformats.org/wordprocessingml/2006/main" xmlns:w14="http://schemas.microsoft.com/office/word/2010/wordml" xmlns:w15="http://schemas.microsoft.com/office/word/2012/wordml" xmlns:w16se="http://schemas.microsoft.com/office/word/2015/wordml/symex" xmlns:wpg="http://schemas.microsoft.com/office/word/2010/wordprocessingGroup" xmlns:wpi="http://schemas.microsoft.com/office/word/2010/wordprocessingInk" xmlns:wne="http://schemas.microsoft.com/office/word/2006/wordml" xmlns:wps="http://schemas.microsoft.com/office/word/2010/wordprocessingShape" mc:Ignorable="w14 w15 w16se wp14">
+<w:numbering xmlns:wpc="http://schemas.microsoft.com/office/word/2010/wordprocessingCanvas" xmlns:cx="http://schemas.microsoft.com/office/drawing/2014/chartex" xmlns:cx1="http://schemas.microsoft.com/office/drawing/2015/9/8/chartex" xmlns:cx2="http://schemas.microsoft.com/office/drawing/2015/10/21/chartex" xmlns:cx3="http://schemas.microsoft.com/office/drawing/2016/5/9/chartex" xmlns:cx4="http://schemas.microsoft.com/office/drawing/2016/5/10/chartex" xmlns:cx5="http://schemas.microsoft.com/office/drawing/2016/5/11/chartex" xmlns:cx6="http://schemas.microsoft.com/office/drawing/2016/5/12/chartex" xmlns:cx7="http://schemas.microsoft.com/office/drawing/2016/5/13/chartex" xmlns:cx8="http://schemas.microsoft.com/office/drawing/2016/5/14/chartex" xmlns:mc="http://schemas.openxmlformats.org/markup-compatibility/2006" xmlns:aink="http://schemas.microsoft.com/office/drawing/2016/ink" xmlns:am3d="http://schemas.microsoft.com/office/drawing/2017/model3d" xmlns:o="urn:schemas-microsoft-com:office:office" xmlns:r="http://schemas.openxmlformats.org/officeDocument/2006/relationships" xmlns:m="http://schemas.openxmlformats.org/officeDocument/2006/math" xmlns:v="urn:schemas-microsoft-com:vml" xmlns:wp14="http://schemas.microsoft.com/office/word/2010/wordprocessingDrawing" xmlns:wp="http://schemas.openxmlformats.org/drawingml/2006/wordprocessingDrawing" xmlns:w10="urn:schemas-microsoft-com:office:word" xmlns:w="http://schemas.openxmlformats.org/wordprocessingml/2006/main" xmlns:w14="http://schemas.microsoft.com/office/word/2010/wordml" xmlns:w15="http://schemas.microsoft.com/office/word/2012/wordml" xmlns:w16cid="http://schemas.microsoft.com/office/word/2016/wordml/cid" xmlns:w16se="http://schemas.microsoft.com/office/word/2015/wordml/symex" xmlns:wpg="http://schemas.microsoft.com/office/word/2010/wordprocessingGroup" xmlns:wpi="http://schemas.microsoft.com/office/word/2010/wordprocessingInk" xmlns:wne="http://schemas.microsoft.com/office/word/2006/wordml" xmlns:wps="http://schemas.microsoft.com/office/word/2010/wordprocessingShape" mc:Ignorable="w14 w15 w16se w16cid wp14">
   <w:abstractNum w:abstractNumId="0" w15:restartNumberingAfterBreak="0">
     <w:nsid w:val="6BBA0DAB"/>
     <w:multiLevelType w:val="hybridMultilevel"/>
@@ -8301,7 +8258,7 @@
 </file>
 
 <file path=word/styles.xml><?xml version="1.0" encoding="utf-8"?>
-<w:styles xmlns:mc="http://schemas.openxmlformats.org/markup-compatibility/2006" xmlns:r="http://schemas.openxmlformats.org/officeDocument/2006/relationships" xmlns:w="http://schemas.openxmlformats.org/wordprocessingml/2006/main" xmlns:w14="http://schemas.microsoft.com/office/word/2010/wordml" xmlns:w15="http://schemas.microsoft.com/office/word/2012/wordml" xmlns:w16se="http://schemas.microsoft.com/office/word/2015/wordml/symex" mc:Ignorable="w14 w15 w16se">
+<w:styles xmlns:mc="http://schemas.openxmlformats.org/markup-compatibility/2006" xmlns:r="http://schemas.openxmlformats.org/officeDocument/2006/relationships" xmlns:w="http://schemas.openxmlformats.org/wordprocessingml/2006/main" xmlns:w14="http://schemas.microsoft.com/office/word/2010/wordml" xmlns:w15="http://schemas.microsoft.com/office/word/2012/wordml" xmlns:w16cid="http://schemas.microsoft.com/office/word/2016/wordml/cid" xmlns:w16se="http://schemas.microsoft.com/office/word/2015/wordml/symex" mc:Ignorable="w14 w15 w16se w16cid">
   <w:docDefaults>
     <w:rPrDefault>
       <w:rPr>
@@ -8311,7 +8268,7 @@
     </w:rPrDefault>
     <w:pPrDefault/>
   </w:docDefaults>
-  <w:latentStyles w:defLockedState="0" w:defUIPriority="0" w:defSemiHidden="0" w:defUnhideWhenUsed="0" w:defQFormat="0" w:count="371">
+  <w:latentStyles w:defLockedState="0" w:defUIPriority="0" w:defSemiHidden="0" w:defUnhideWhenUsed="0" w:defQFormat="0" w:count="376">
     <w:lsdException w:name="Normal" w:qFormat="1"/>
     <w:lsdException w:name="heading 1" w:qFormat="1"/>
     <w:lsdException w:name="heading 2" w:semiHidden="1" w:unhideWhenUsed="1" w:qFormat="1"/>
@@ -8411,7 +8368,6 @@
     <w:lsdException w:name="HTML Sample" w:semiHidden="1" w:unhideWhenUsed="1"/>
     <w:lsdException w:name="HTML Typewriter" w:semiHidden="1" w:unhideWhenUsed="1"/>
     <w:lsdException w:name="HTML Variable" w:semiHidden="1" w:unhideWhenUsed="1"/>
-    <w:lsdException w:name="Normal Table" w:semiHidden="1" w:unhideWhenUsed="1"/>
     <w:lsdException w:name="annotation subject" w:semiHidden="1" w:unhideWhenUsed="1"/>
     <w:lsdException w:name="No List" w:semiHidden="1" w:unhideWhenUsed="1"/>
     <w:lsdException w:name="Outline List 1" w:semiHidden="1" w:unhideWhenUsed="1"/>
@@ -8454,11 +8410,8 @@
     <w:lsdException w:name="Table Contemporary" w:semiHidden="1" w:unhideWhenUsed="1"/>
     <w:lsdException w:name="Table Elegant" w:semiHidden="1" w:unhideWhenUsed="1"/>
     <w:lsdException w:name="Table Professional" w:semiHidden="1" w:unhideWhenUsed="1"/>
-    <w:lsdException w:name="Table Subtle 1" w:semiHidden="1" w:unhideWhenUsed="1"/>
     <w:lsdException w:name="Table Subtle 2" w:semiHidden="1" w:unhideWhenUsed="1"/>
     <w:lsdException w:name="Table Web 1" w:semiHidden="1" w:unhideWhenUsed="1"/>
-    <w:lsdException w:name="Table Web 2" w:semiHidden="1" w:unhideWhenUsed="1"/>
-    <w:lsdException w:name="Table Web 3" w:semiHidden="1" w:unhideWhenUsed="1"/>
     <w:lsdException w:name="Balloon Text" w:semiHidden="1" w:unhideWhenUsed="1"/>
     <w:lsdException w:name="Table Theme" w:semiHidden="1" w:unhideWhenUsed="1"/>
     <w:lsdException w:name="Placeholder Text" w:semiHidden="1" w:uiPriority="99"/>
@@ -8676,6 +8629,11 @@
     <w:lsdException w:name="List Table 5 Dark Accent 6" w:uiPriority="50"/>
     <w:lsdException w:name="List Table 6 Colorful Accent 6" w:uiPriority="51"/>
     <w:lsdException w:name="List Table 7 Colorful Accent 6" w:uiPriority="52"/>
+    <w:lsdException w:name="Mention" w:semiHidden="1" w:uiPriority="99" w:unhideWhenUsed="1"/>
+    <w:lsdException w:name="Smart Hyperlink" w:semiHidden="1" w:uiPriority="99" w:unhideWhenUsed="1"/>
+    <w:lsdException w:name="Hashtag" w:semiHidden="1" w:uiPriority="99" w:unhideWhenUsed="1"/>
+    <w:lsdException w:name="Unresolved Mention" w:semiHidden="1" w:uiPriority="99" w:unhideWhenUsed="1"/>
+    <w:lsdException w:name="Smart Link" w:semiHidden="1" w:uiPriority="99" w:unhideWhenUsed="1"/>
   </w:latentStyles>
   <w:style w:type="paragraph" w:default="1" w:styleId="Normal">
     <w:name w:val="Normal"/>
@@ -9154,7 +9112,7 @@
 </file>
 
 <file path=customXml/itemProps1.xml><?xml version="1.0" encoding="utf-8"?>
-<ds:datastoreItem xmlns:ds="http://schemas.openxmlformats.org/officeDocument/2006/customXml" ds:itemID="{242357F1-0796-4B94-B213-E1373CEB75B9}">
+<ds:datastoreItem xmlns:ds="http://schemas.openxmlformats.org/officeDocument/2006/customXml" ds:itemID="{518C25DB-8560-4130-946F-1AAB845DAF11}">
   <ds:schemaRefs>
     <ds:schemaRef ds:uri="http://schemas.openxmlformats.org/officeDocument/2006/bibliography"/>
   </ds:schemaRefs>
